--- a/3° Semestre/Projetos/LadVet RF e RNF.docx
+++ b/3° Semestre/Projetos/LadVet RF e RNF.docx
@@ -224,7 +224,7 @@
           <w:rFonts w:ascii="Microsoft Tai Le" w:hAnsi="Microsoft Tai Le" w:cs="Microsoft Tai Le"/>
         </w:rPr>
         <w:pict w14:anchorId="414461D8">
-          <v:rect id="_x0000_i1522" style="width:0;height:1.5pt" o:hralign="center" o:hrstd="t" o:hr="t" fillcolor="#a0a0a0" stroked="f"/>
+          <v:rect id="_x0000_i1026" style="width:0;height:1.5pt" o:hralign="center" o:hrstd="t" o:hr="t" fillcolor="#a0a0a0" stroked="f"/>
         </w:pict>
       </w:r>
     </w:p>
@@ -269,7 +269,7 @@
           <w:rFonts w:ascii="Microsoft Tai Le" w:hAnsi="Microsoft Tai Le" w:cs="Microsoft Tai Le"/>
         </w:rPr>
         <w:pict w14:anchorId="54B3DD6B">
-          <v:rect id="_x0000_i1521" style="width:0;height:1.5pt" o:hralign="center" o:hrstd="t" o:hr="t" fillcolor="#a0a0a0" stroked="f"/>
+          <v:rect id="_x0000_i1027" style="width:0;height:1.5pt" o:hralign="center" o:hrstd="t" o:hr="t" fillcolor="#a0a0a0" stroked="f"/>
         </w:pict>
       </w:r>
     </w:p>
@@ -408,7 +408,7 @@
           <w:rFonts w:ascii="Microsoft Tai Le" w:hAnsi="Microsoft Tai Le" w:cs="Microsoft Tai Le"/>
         </w:rPr>
         <w:pict w14:anchorId="7708D1CA">
-          <v:rect id="_x0000_i1485" style="width:0;height:1.5pt" o:hralign="center" o:hrstd="t" o:hr="t" fillcolor="#a0a0a0" stroked="f"/>
+          <v:rect id="_x0000_i1028" style="width:0;height:1.5pt" o:hralign="center" o:hrstd="t" o:hr="t" fillcolor="#a0a0a0" stroked="f"/>
         </w:pict>
       </w:r>
     </w:p>
@@ -547,7 +547,7 @@
           <w:rFonts w:ascii="Microsoft Tai Le" w:hAnsi="Microsoft Tai Le" w:cs="Microsoft Tai Le"/>
         </w:rPr>
         <w:pict w14:anchorId="286523E7">
-          <v:rect id="_x0000_i1486" style="width:0;height:1.5pt" o:hralign="center" o:hrstd="t" o:hr="t" fillcolor="#a0a0a0" stroked="f"/>
+          <v:rect id="_x0000_i1029" style="width:0;height:1.5pt" o:hralign="center" o:hrstd="t" o:hr="t" fillcolor="#a0a0a0" stroked="f"/>
         </w:pict>
       </w:r>
     </w:p>
@@ -699,7 +699,7 @@
           <w:rFonts w:ascii="Microsoft Tai Le" w:hAnsi="Microsoft Tai Le" w:cs="Microsoft Tai Le"/>
         </w:rPr>
         <w:pict w14:anchorId="4B1F0F96">
-          <v:rect id="_x0000_i1487" style="width:0;height:1.5pt" o:hralign="center" o:hrstd="t" o:hr="t" fillcolor="#a0a0a0" stroked="f"/>
+          <v:rect id="_x0000_i1030" style="width:0;height:1.5pt" o:hralign="center" o:hrstd="t" o:hr="t" fillcolor="#a0a0a0" stroked="f"/>
         </w:pict>
       </w:r>
     </w:p>
@@ -838,7 +838,7 @@
           <w:rFonts w:ascii="Microsoft Tai Le" w:hAnsi="Microsoft Tai Le" w:cs="Microsoft Tai Le"/>
         </w:rPr>
         <w:pict w14:anchorId="01A5CFF4">
-          <v:rect id="_x0000_i1488" style="width:0;height:1.5pt" o:hralign="center" o:hrstd="t" o:hr="t" fillcolor="#a0a0a0" stroked="f"/>
+          <v:rect id="_x0000_i1031" style="width:0;height:1.5pt" o:hralign="center" o:hrstd="t" o:hr="t" fillcolor="#a0a0a0" stroked="f"/>
         </w:pict>
       </w:r>
     </w:p>
@@ -977,7 +977,7 @@
           <w:rFonts w:ascii="Microsoft Tai Le" w:hAnsi="Microsoft Tai Le" w:cs="Microsoft Tai Le"/>
         </w:rPr>
         <w:pict w14:anchorId="51276AAD">
-          <v:rect id="_x0000_i1489" style="width:0;height:1.5pt" o:hralign="center" o:hrstd="t" o:hr="t" fillcolor="#a0a0a0" stroked="f"/>
+          <v:rect id="_x0000_i1032" style="width:0;height:1.5pt" o:hralign="center" o:hrstd="t" o:hr="t" fillcolor="#a0a0a0" stroked="f"/>
         </w:pict>
       </w:r>
     </w:p>
@@ -1116,7 +1116,7 @@
           <w:rFonts w:ascii="Microsoft Tai Le" w:hAnsi="Microsoft Tai Le" w:cs="Microsoft Tai Le"/>
         </w:rPr>
         <w:pict w14:anchorId="70346109">
-          <v:rect id="_x0000_i1490" style="width:0;height:1.5pt" o:hralign="center" o:hrstd="t" o:hr="t" fillcolor="#a0a0a0" stroked="f"/>
+          <v:rect id="_x0000_i1033" style="width:0;height:1.5pt" o:hralign="center" o:hrstd="t" o:hr="t" fillcolor="#a0a0a0" stroked="f"/>
         </w:pict>
       </w:r>
     </w:p>
@@ -1255,7 +1255,7 @@
           <w:rFonts w:ascii="Microsoft Tai Le" w:hAnsi="Microsoft Tai Le" w:cs="Microsoft Tai Le"/>
         </w:rPr>
         <w:pict w14:anchorId="247B9B0B">
-          <v:rect id="_x0000_i1491" style="width:0;height:1.5pt" o:hralign="center" o:hrstd="t" o:hr="t" fillcolor="#a0a0a0" stroked="f"/>
+          <v:rect id="_x0000_i1034" style="width:0;height:1.5pt" o:hralign="center" o:hrstd="t" o:hr="t" fillcolor="#a0a0a0" stroked="f"/>
         </w:pict>
       </w:r>
     </w:p>
@@ -1412,7 +1412,7 @@
           <w:rFonts w:ascii="Microsoft Tai Le" w:hAnsi="Microsoft Tai Le" w:cs="Microsoft Tai Le"/>
         </w:rPr>
         <w:pict w14:anchorId="34F7C9BE">
-          <v:rect id="_x0000_i1492" style="width:0;height:1.5pt" o:hralign="center" o:hrstd="t" o:hr="t" fillcolor="#a0a0a0" stroked="f"/>
+          <v:rect id="_x0000_i1035" style="width:0;height:1.5pt" o:hralign="center" o:hrstd="t" o:hr="t" fillcolor="#a0a0a0" stroked="f"/>
         </w:pict>
       </w:r>
     </w:p>
@@ -1551,7 +1551,7 @@
           <w:rFonts w:ascii="Microsoft Tai Le" w:hAnsi="Microsoft Tai Le" w:cs="Microsoft Tai Le"/>
         </w:rPr>
         <w:pict w14:anchorId="21034236">
-          <v:rect id="_x0000_i1493" style="width:0;height:1.5pt" o:hralign="center" o:hrstd="t" o:hr="t" fillcolor="#a0a0a0" stroked="f"/>
+          <v:rect id="_x0000_i1036" style="width:0;height:1.5pt" o:hralign="center" o:hrstd="t" o:hr="t" fillcolor="#a0a0a0" stroked="f"/>
         </w:pict>
       </w:r>
     </w:p>
@@ -1690,7 +1690,7 @@
           <w:rFonts w:ascii="Microsoft Tai Le" w:hAnsi="Microsoft Tai Le" w:cs="Microsoft Tai Le"/>
         </w:rPr>
         <w:pict w14:anchorId="150FD056">
-          <v:rect id="_x0000_i1494" style="width:0;height:1.5pt" o:hralign="center" o:hrstd="t" o:hr="t" fillcolor="#a0a0a0" stroked="f"/>
+          <v:rect id="_x0000_i1037" style="width:0;height:1.5pt" o:hralign="center" o:hrstd="t" o:hr="t" fillcolor="#a0a0a0" stroked="f"/>
         </w:pict>
       </w:r>
     </w:p>
@@ -1829,7 +1829,7 @@
           <w:rFonts w:ascii="Microsoft Tai Le" w:hAnsi="Microsoft Tai Le" w:cs="Microsoft Tai Le"/>
         </w:rPr>
         <w:pict w14:anchorId="1AB827FF">
-          <v:rect id="_x0000_i1495" style="width:0;height:1.5pt" o:hralign="center" o:hrstd="t" o:hr="t" fillcolor="#a0a0a0" stroked="f"/>
+          <v:rect id="_x0000_i1038" style="width:0;height:1.5pt" o:hralign="center" o:hrstd="t" o:hr="t" fillcolor="#a0a0a0" stroked="f"/>
         </w:pict>
       </w:r>
     </w:p>
@@ -1968,7 +1968,7 @@
           <w:rFonts w:ascii="Microsoft Tai Le" w:hAnsi="Microsoft Tai Le" w:cs="Microsoft Tai Le"/>
         </w:rPr>
         <w:pict w14:anchorId="25E31052">
-          <v:rect id="_x0000_i1496" style="width:0;height:1.5pt" o:hralign="center" o:hrstd="t" o:hr="t" fillcolor="#a0a0a0" stroked="f"/>
+          <v:rect id="_x0000_i1039" style="width:0;height:1.5pt" o:hralign="center" o:hrstd="t" o:hr="t" fillcolor="#a0a0a0" stroked="f"/>
         </w:pict>
       </w:r>
     </w:p>
@@ -2157,7 +2157,7 @@
           <w:rFonts w:ascii="Microsoft Tai Le" w:hAnsi="Microsoft Tai Le" w:cs="Microsoft Tai Le"/>
         </w:rPr>
         <w:pict w14:anchorId="7BBF10A3">
-          <v:rect id="_x0000_i1498" style="width:0;height:1.5pt" o:hralign="center" o:hrstd="t" o:hr="t" fillcolor="#a0a0a0" stroked="f"/>
+          <v:rect id="_x0000_i1040" style="width:0;height:1.5pt" o:hralign="center" o:hrstd="t" o:hr="t" fillcolor="#a0a0a0" stroked="f"/>
         </w:pict>
       </w:r>
     </w:p>
@@ -2296,7 +2296,7 @@
           <w:rFonts w:ascii="Microsoft Tai Le" w:hAnsi="Microsoft Tai Le" w:cs="Microsoft Tai Le"/>
         </w:rPr>
         <w:pict w14:anchorId="6BEE4030">
-          <v:rect id="_x0000_i1499" style="width:0;height:1.5pt" o:hralign="center" o:hrstd="t" o:hr="t" fillcolor="#a0a0a0" stroked="f"/>
+          <v:rect id="_x0000_i1041" style="width:0;height:1.5pt" o:hralign="center" o:hrstd="t" o:hr="t" fillcolor="#a0a0a0" stroked="f"/>
         </w:pict>
       </w:r>
     </w:p>
@@ -2435,7 +2435,7 @@
           <w:rFonts w:ascii="Microsoft Tai Le" w:hAnsi="Microsoft Tai Le" w:cs="Microsoft Tai Le"/>
         </w:rPr>
         <w:pict w14:anchorId="2E215EC2">
-          <v:rect id="_x0000_i1500" style="width:0;height:1.5pt" o:hralign="center" o:hrstd="t" o:hr="t" fillcolor="#a0a0a0" stroked="f"/>
+          <v:rect id="_x0000_i1042" style="width:0;height:1.5pt" o:hralign="center" o:hrstd="t" o:hr="t" fillcolor="#a0a0a0" stroked="f"/>
         </w:pict>
       </w:r>
     </w:p>
@@ -2574,7 +2574,7 @@
           <w:rFonts w:ascii="Microsoft Tai Le" w:hAnsi="Microsoft Tai Le" w:cs="Microsoft Tai Le"/>
         </w:rPr>
         <w:pict w14:anchorId="513D12EA">
-          <v:rect id="_x0000_i1501" style="width:0;height:1.5pt" o:hralign="center" o:hrstd="t" o:hr="t" fillcolor="#a0a0a0" stroked="f"/>
+          <v:rect id="_x0000_i1043" style="width:0;height:1.5pt" o:hralign="center" o:hrstd="t" o:hr="t" fillcolor="#a0a0a0" stroked="f"/>
         </w:pict>
       </w:r>
     </w:p>
@@ -2713,7 +2713,7 @@
           <w:rFonts w:ascii="Microsoft Tai Le" w:hAnsi="Microsoft Tai Le" w:cs="Microsoft Tai Le"/>
         </w:rPr>
         <w:pict w14:anchorId="2F0B7E10">
-          <v:rect id="_x0000_i1502" style="width:0;height:1.5pt" o:hralign="center" o:hrstd="t" o:hr="t" fillcolor="#a0a0a0" stroked="f"/>
+          <v:rect id="_x0000_i1044" style="width:0;height:1.5pt" o:hralign="center" o:hrstd="t" o:hr="t" fillcolor="#a0a0a0" stroked="f"/>
         </w:pict>
       </w:r>
     </w:p>
@@ -2839,6 +2839,1177 @@
         </w:rPr>
         <w:t>Pós-condição: Usuário consegue utilizar o sistema em qualquer dispositivo</w:t>
       </w:r>
+      <w:r>
+        <w:rPr>
+          <w:rFonts w:ascii="Microsoft Tai Le" w:hAnsi="Microsoft Tai Le" w:cs="Microsoft Tai Le"/>
+        </w:rPr>
+        <w:t>.</w:t>
+      </w:r>
+    </w:p>
+    <w:p>
+      <w:pPr>
+        <w:pStyle w:val="PargrafodaLista"/>
+        <w:jc w:val="both"/>
+        <w:rPr>
+          <w:rFonts w:ascii="Microsoft Tai Le" w:hAnsi="Microsoft Tai Le" w:cs="Microsoft Tai Le"/>
+        </w:rPr>
+      </w:pPr>
+      <w:r>
+        <w:rPr>
+          <w:rFonts w:ascii="Microsoft Tai Le" w:hAnsi="Microsoft Tai Le" w:cs="Microsoft Tai Le"/>
+        </w:rPr>
+        <w:pict w14:anchorId="16351A58">
+          <v:rect id="_x0000_i1207" style="width:0;height:1.5pt" o:hralign="center" o:hrstd="t" o:hr="t" fillcolor="#a0a0a0" stroked="f"/>
+        </w:pict>
+      </w:r>
+    </w:p>
+    <w:p>
+      <w:pPr>
+        <w:pStyle w:val="PargrafodaLista"/>
+        <w:jc w:val="both"/>
+        <w:rPr>
+          <w:rFonts w:ascii="Microsoft Tai Le" w:hAnsi="Microsoft Tai Le" w:cs="Microsoft Tai Le"/>
+        </w:rPr>
+      </w:pPr>
+    </w:p>
+    <w:p>
+      <w:pPr>
+        <w:pStyle w:val="PargrafodaLista"/>
+        <w:jc w:val="both"/>
+        <w:rPr>
+          <w:rFonts w:ascii="Amasis MT Pro" w:hAnsi="Amasis MT Pro" w:cs="Microsoft Tai Le"/>
+          <w:b/>
+          <w:bCs/>
+          <w:color w:val="A02B93" w:themeColor="accent5"/>
+          <w:sz w:val="36"/>
+          <w:szCs w:val="36"/>
+          <w14:shadow w14:blurRad="12700" w14:dist="38100" w14:dir="2700000" w14:sx="100000" w14:sy="100000" w14:kx="0" w14:ky="0" w14:algn="tl">
+            <w14:schemeClr w14:val="accent5">
+              <w14:lumMod w14:val="60000"/>
+              <w14:lumOff w14:val="40000"/>
+            </w14:schemeClr>
+          </w14:shadow>
+          <w14:textOutline w14:w="9525" w14:cap="flat" w14:cmpd="sng" w14:algn="ctr">
+            <w14:solidFill>
+              <w14:schemeClr w14:val="bg1"/>
+            </w14:solidFill>
+            <w14:prstDash w14:val="solid"/>
+            <w14:round/>
+          </w14:textOutline>
+        </w:rPr>
+      </w:pPr>
+      <w:r>
+        <w:rPr>
+          <w:rFonts w:ascii="Amasis MT Pro" w:hAnsi="Amasis MT Pro" w:cs="Microsoft Tai Le"/>
+          <w:b/>
+          <w:bCs/>
+          <w:color w:val="A02B93" w:themeColor="accent5"/>
+          <w:sz w:val="36"/>
+          <w:szCs w:val="36"/>
+          <w14:shadow w14:blurRad="12700" w14:dist="38100" w14:dir="2700000" w14:sx="100000" w14:sy="100000" w14:kx="0" w14:ky="0" w14:algn="tl">
+            <w14:schemeClr w14:val="accent5">
+              <w14:lumMod w14:val="60000"/>
+              <w14:lumOff w14:val="40000"/>
+            </w14:schemeClr>
+          </w14:shadow>
+          <w14:textOutline w14:w="9525" w14:cap="flat" w14:cmpd="sng" w14:algn="ctr">
+            <w14:solidFill>
+              <w14:schemeClr w14:val="bg1"/>
+            </w14:solidFill>
+            <w14:prstDash w14:val="solid"/>
+            <w14:round/>
+          </w14:textOutline>
+        </w:rPr>
+        <w:t>REGRAS DE NEGÓCIO</w:t>
+      </w:r>
+    </w:p>
+    <w:p>
+      <w:pPr>
+        <w:pStyle w:val="PargrafodaLista"/>
+        <w:jc w:val="both"/>
+        <w:rPr>
+          <w:rFonts w:ascii="Microsoft Tai Le" w:hAnsi="Microsoft Tai Le" w:cs="Microsoft Tai Le"/>
+          <w:b/>
+          <w:bCs/>
+        </w:rPr>
+      </w:pPr>
+      <w:r>
+        <w:rPr>
+          <w:rFonts w:ascii="Microsoft Tai Le" w:hAnsi="Microsoft Tai Le" w:cs="Microsoft Tai Le"/>
+          <w:b/>
+          <w:bCs/>
+        </w:rPr>
+        <w:t>• RN01: Tipos de usuário</w:t>
+      </w:r>
+    </w:p>
+    <w:p>
+      <w:pPr>
+        <w:pStyle w:val="PargrafodaLista"/>
+        <w:jc w:val="both"/>
+        <w:rPr>
+          <w:rFonts w:ascii="Microsoft Tai Le" w:hAnsi="Microsoft Tai Le" w:cs="Microsoft Tai Le"/>
+        </w:rPr>
+      </w:pPr>
+      <w:r>
+        <w:rPr>
+          <w:rFonts w:ascii="Microsoft Tai Le" w:hAnsi="Microsoft Tai Le" w:cs="Microsoft Tai Le"/>
+        </w:rPr>
+        <w:t>O sistema deve diferenciar dois tipos de usuários: adotantes e clínicas</w:t>
+      </w:r>
+      <w:r>
+        <w:rPr>
+          <w:rFonts w:ascii="Microsoft Tai Le" w:hAnsi="Microsoft Tai Le" w:cs="Microsoft Tai Le"/>
+          <w:b/>
+          <w:bCs/>
+        </w:rPr>
+        <w:t xml:space="preserve"> </w:t>
+      </w:r>
+      <w:r>
+        <w:rPr>
+          <w:rFonts w:ascii="Microsoft Tai Le" w:hAnsi="Microsoft Tai Le" w:cs="Microsoft Tai Le"/>
+        </w:rPr>
+        <w:t>veterinárias, garantindo que cada um tenha acesso apenas às funcionalidades permitidas.</w:t>
+      </w:r>
+    </w:p>
+    <w:p>
+      <w:pPr>
+        <w:pStyle w:val="PargrafodaLista"/>
+        <w:jc w:val="both"/>
+        <w:rPr>
+          <w:rFonts w:ascii="Microsoft Tai Le" w:hAnsi="Microsoft Tai Le" w:cs="Microsoft Tai Le"/>
+        </w:rPr>
+      </w:pPr>
+      <w:r>
+        <w:rPr>
+          <w:rFonts w:ascii="Microsoft Tai Le" w:hAnsi="Microsoft Tai Le" w:cs="Microsoft Tai Le"/>
+        </w:rPr>
+        <w:pict w14:anchorId="5A2ACA68">
+          <v:rect id="_x0000_i1206" style="width:0;height:1.5pt" o:hralign="center" o:hrstd="t" o:hr="t" fillcolor="#a0a0a0" stroked="f"/>
+        </w:pict>
+      </w:r>
+    </w:p>
+    <w:p>
+      <w:pPr>
+        <w:pStyle w:val="PargrafodaLista"/>
+        <w:jc w:val="both"/>
+        <w:rPr>
+          <w:rFonts w:ascii="Microsoft Tai Le" w:hAnsi="Microsoft Tai Le" w:cs="Microsoft Tai Le"/>
+          <w:b/>
+          <w:bCs/>
+        </w:rPr>
+      </w:pPr>
+      <w:r>
+        <w:rPr>
+          <w:rFonts w:ascii="Microsoft Tai Le" w:hAnsi="Microsoft Tai Le" w:cs="Microsoft Tai Le"/>
+          <w:b/>
+          <w:bCs/>
+        </w:rPr>
+        <w:t>• RN02: Cadastro único</w:t>
+      </w:r>
+    </w:p>
+    <w:p>
+      <w:pPr>
+        <w:pStyle w:val="PargrafodaLista"/>
+        <w:jc w:val="both"/>
+        <w:rPr>
+          <w:rFonts w:ascii="Microsoft Tai Le" w:hAnsi="Microsoft Tai Le" w:cs="Microsoft Tai Le"/>
+        </w:rPr>
+      </w:pPr>
+      <w:r>
+        <w:rPr>
+          <w:rFonts w:ascii="Microsoft Tai Le" w:hAnsi="Microsoft Tai Le" w:cs="Microsoft Tai Le"/>
+        </w:rPr>
+        <w:t>Cada usuário deve possuir um e-mail único, não sendo permitido criar mais de uma conta com o mesmo endereço.</w:t>
+      </w:r>
+    </w:p>
+    <w:p>
+      <w:pPr>
+        <w:pStyle w:val="PargrafodaLista"/>
+        <w:jc w:val="both"/>
+        <w:rPr>
+          <w:rFonts w:ascii="Microsoft Tai Le" w:hAnsi="Microsoft Tai Le" w:cs="Microsoft Tai Le"/>
+        </w:rPr>
+      </w:pPr>
+      <w:r>
+        <w:rPr>
+          <w:rFonts w:ascii="Microsoft Tai Le" w:hAnsi="Microsoft Tai Le" w:cs="Microsoft Tai Le"/>
+        </w:rPr>
+        <w:pict w14:anchorId="1A0173AD">
+          <v:rect id="_x0000_i1166" style="width:0;height:1.5pt" o:hralign="center" o:hrstd="t" o:hr="t" fillcolor="#a0a0a0" stroked="f"/>
+        </w:pict>
+      </w:r>
+    </w:p>
+    <w:p>
+      <w:pPr>
+        <w:pStyle w:val="PargrafodaLista"/>
+        <w:jc w:val="both"/>
+        <w:rPr>
+          <w:rFonts w:ascii="Microsoft Tai Le" w:hAnsi="Microsoft Tai Le" w:cs="Microsoft Tai Le"/>
+          <w:b/>
+          <w:bCs/>
+        </w:rPr>
+      </w:pPr>
+      <w:r>
+        <w:rPr>
+          <w:rFonts w:ascii="Microsoft Tai Le" w:hAnsi="Microsoft Tai Le" w:cs="Microsoft Tai Le"/>
+          <w:b/>
+          <w:bCs/>
+        </w:rPr>
+        <w:t>• RN03: Acesso ao sistema</w:t>
+      </w:r>
+    </w:p>
+    <w:p>
+      <w:pPr>
+        <w:pStyle w:val="PargrafodaLista"/>
+        <w:jc w:val="both"/>
+        <w:rPr>
+          <w:rFonts w:ascii="Microsoft Tai Le" w:hAnsi="Microsoft Tai Le" w:cs="Microsoft Tai Le"/>
+        </w:rPr>
+      </w:pPr>
+      <w:r>
+        <w:rPr>
+          <w:rFonts w:ascii="Microsoft Tai Le" w:hAnsi="Microsoft Tai Le" w:cs="Microsoft Tai Le"/>
+        </w:rPr>
+        <w:t>O usuário só conseguirá acessar sua conta se informar corretamente o e-mail e a senha cadastrados.</w:t>
+      </w:r>
+    </w:p>
+    <w:p>
+      <w:pPr>
+        <w:pStyle w:val="PargrafodaLista"/>
+        <w:jc w:val="both"/>
+        <w:rPr>
+          <w:rFonts w:ascii="Microsoft Tai Le" w:hAnsi="Microsoft Tai Le" w:cs="Microsoft Tai Le"/>
+        </w:rPr>
+      </w:pPr>
+      <w:r>
+        <w:rPr>
+          <w:rFonts w:ascii="Microsoft Tai Le" w:hAnsi="Microsoft Tai Le" w:cs="Microsoft Tai Le"/>
+        </w:rPr>
+        <w:pict w14:anchorId="44BF7D21">
+          <v:rect id="_x0000_i1167" style="width:0;height:1.5pt" o:hralign="center" o:hrstd="t" o:hr="t" fillcolor="#a0a0a0" stroked="f"/>
+        </w:pict>
+      </w:r>
+    </w:p>
+    <w:p>
+      <w:pPr>
+        <w:pStyle w:val="PargrafodaLista"/>
+        <w:jc w:val="both"/>
+        <w:rPr>
+          <w:rFonts w:ascii="Microsoft Tai Le" w:hAnsi="Microsoft Tai Le" w:cs="Microsoft Tai Le"/>
+          <w:b/>
+          <w:bCs/>
+        </w:rPr>
+      </w:pPr>
+      <w:r>
+        <w:rPr>
+          <w:rFonts w:ascii="Microsoft Tai Le" w:hAnsi="Microsoft Tai Le" w:cs="Microsoft Tai Le"/>
+          <w:b/>
+          <w:bCs/>
+        </w:rPr>
+        <w:t>• RN04: Direcionamento após login</w:t>
+      </w:r>
+    </w:p>
+    <w:p>
+      <w:pPr>
+        <w:pStyle w:val="PargrafodaLista"/>
+        <w:jc w:val="both"/>
+        <w:rPr>
+          <w:rFonts w:ascii="Microsoft Tai Le" w:hAnsi="Microsoft Tai Le" w:cs="Microsoft Tai Le"/>
+        </w:rPr>
+      </w:pPr>
+      <w:r>
+        <w:rPr>
+          <w:rFonts w:ascii="Microsoft Tai Le" w:hAnsi="Microsoft Tai Le" w:cs="Microsoft Tai Le"/>
+        </w:rPr>
+        <w:t>Após o login, o sistema deve direcionar o usuário para as funcionalidades de acordo com seu perfil (adotante ou clínica).</w:t>
+      </w:r>
+    </w:p>
+    <w:p>
+      <w:pPr>
+        <w:pStyle w:val="PargrafodaLista"/>
+        <w:jc w:val="both"/>
+        <w:rPr>
+          <w:rFonts w:ascii="Microsoft Tai Le" w:hAnsi="Microsoft Tai Le" w:cs="Microsoft Tai Le"/>
+        </w:rPr>
+      </w:pPr>
+      <w:r>
+        <w:rPr>
+          <w:rFonts w:ascii="Microsoft Tai Le" w:hAnsi="Microsoft Tai Le" w:cs="Microsoft Tai Le"/>
+        </w:rPr>
+        <w:pict w14:anchorId="01302732">
+          <v:rect id="_x0000_i1168" style="width:0;height:1.5pt" o:hralign="center" o:hrstd="t" o:hr="t" fillcolor="#a0a0a0" stroked="f"/>
+        </w:pict>
+      </w:r>
+    </w:p>
+    <w:p>
+      <w:pPr>
+        <w:pStyle w:val="PargrafodaLista"/>
+        <w:jc w:val="both"/>
+        <w:rPr>
+          <w:rFonts w:ascii="Microsoft Tai Le" w:hAnsi="Microsoft Tai Le" w:cs="Microsoft Tai Le"/>
+          <w:b/>
+          <w:bCs/>
+        </w:rPr>
+      </w:pPr>
+      <w:r>
+        <w:rPr>
+          <w:rFonts w:ascii="Microsoft Tai Le" w:hAnsi="Microsoft Tai Le" w:cs="Microsoft Tai Le"/>
+          <w:b/>
+          <w:bCs/>
+        </w:rPr>
+        <w:t>• RN05: Preenchimento de cadastro</w:t>
+      </w:r>
+    </w:p>
+    <w:p>
+      <w:pPr>
+        <w:pStyle w:val="PargrafodaLista"/>
+        <w:jc w:val="both"/>
+        <w:rPr>
+          <w:rFonts w:ascii="Microsoft Tai Le" w:hAnsi="Microsoft Tai Le" w:cs="Microsoft Tai Le"/>
+        </w:rPr>
+      </w:pPr>
+      <w:r>
+        <w:rPr>
+          <w:rFonts w:ascii="Microsoft Tai Le" w:hAnsi="Microsoft Tai Le" w:cs="Microsoft Tai Le"/>
+        </w:rPr>
+        <w:t>Para criar uma conta, o usuário deve preencher todos os dados obrigatórios corretamente. O sistema deve impedir cadastros incompletos.</w:t>
+      </w:r>
+    </w:p>
+    <w:p>
+      <w:pPr>
+        <w:pStyle w:val="PargrafodaLista"/>
+        <w:jc w:val="both"/>
+        <w:rPr>
+          <w:rFonts w:ascii="Microsoft Tai Le" w:hAnsi="Microsoft Tai Le" w:cs="Microsoft Tai Le"/>
+        </w:rPr>
+      </w:pPr>
+      <w:r>
+        <w:rPr>
+          <w:rFonts w:ascii="Microsoft Tai Le" w:hAnsi="Microsoft Tai Le" w:cs="Microsoft Tai Le"/>
+        </w:rPr>
+        <w:pict w14:anchorId="2F5C523A">
+          <v:rect id="_x0000_i1169" style="width:0;height:1.5pt" o:hralign="center" o:hrstd="t" o:hr="t" fillcolor="#a0a0a0" stroked="f"/>
+        </w:pict>
+      </w:r>
+    </w:p>
+    <w:p>
+      <w:pPr>
+        <w:pStyle w:val="PargrafodaLista"/>
+        <w:jc w:val="both"/>
+        <w:rPr>
+          <w:rFonts w:ascii="Microsoft Tai Le" w:hAnsi="Microsoft Tai Le" w:cs="Microsoft Tai Le"/>
+          <w:b/>
+          <w:bCs/>
+        </w:rPr>
+      </w:pPr>
+      <w:r>
+        <w:rPr>
+          <w:rFonts w:ascii="Microsoft Tai Le" w:hAnsi="Microsoft Tai Le" w:cs="Microsoft Tai Le"/>
+          <w:b/>
+          <w:bCs/>
+        </w:rPr>
+        <w:t>• RN06: Exibição de animais disponíveis</w:t>
+      </w:r>
+    </w:p>
+    <w:p>
+      <w:pPr>
+        <w:pStyle w:val="PargrafodaLista"/>
+        <w:jc w:val="both"/>
+        <w:rPr>
+          <w:rFonts w:ascii="Microsoft Tai Le" w:hAnsi="Microsoft Tai Le" w:cs="Microsoft Tai Le"/>
+        </w:rPr>
+      </w:pPr>
+      <w:r>
+        <w:rPr>
+          <w:rFonts w:ascii="Microsoft Tai Le" w:hAnsi="Microsoft Tai Le" w:cs="Microsoft Tai Le"/>
+        </w:rPr>
+        <w:t>A lista de animais deve mostrar apenas aqueles que estão realmente disponíveis para adoção.</w:t>
+      </w:r>
+    </w:p>
+    <w:p>
+      <w:pPr>
+        <w:pStyle w:val="PargrafodaLista"/>
+        <w:jc w:val="both"/>
+        <w:rPr>
+          <w:rFonts w:ascii="Microsoft Tai Le" w:hAnsi="Microsoft Tai Le" w:cs="Microsoft Tai Le"/>
+        </w:rPr>
+      </w:pPr>
+      <w:r>
+        <w:rPr>
+          <w:rFonts w:ascii="Microsoft Tai Le" w:hAnsi="Microsoft Tai Le" w:cs="Microsoft Tai Le"/>
+        </w:rPr>
+        <w:pict w14:anchorId="03CB433B">
+          <v:rect id="_x0000_i1170" style="width:0;height:1.5pt" o:hralign="center" o:hrstd="t" o:hr="t" fillcolor="#a0a0a0" stroked="f"/>
+        </w:pict>
+      </w:r>
+    </w:p>
+    <w:p>
+      <w:pPr>
+        <w:pStyle w:val="PargrafodaLista"/>
+        <w:jc w:val="both"/>
+        <w:rPr>
+          <w:rFonts w:ascii="Microsoft Tai Le" w:hAnsi="Microsoft Tai Le" w:cs="Microsoft Tai Le"/>
+          <w:b/>
+          <w:bCs/>
+        </w:rPr>
+      </w:pPr>
+      <w:r>
+        <w:rPr>
+          <w:rFonts w:ascii="Microsoft Tai Le" w:hAnsi="Microsoft Tai Le" w:cs="Microsoft Tai Le"/>
+          <w:b/>
+          <w:bCs/>
+        </w:rPr>
+        <w:t>• RN07: Uso de filtros</w:t>
+      </w:r>
+    </w:p>
+    <w:p>
+      <w:pPr>
+        <w:pStyle w:val="PargrafodaLista"/>
+        <w:jc w:val="both"/>
+        <w:rPr>
+          <w:rFonts w:ascii="Microsoft Tai Le" w:hAnsi="Microsoft Tai Le" w:cs="Microsoft Tai Le"/>
+        </w:rPr>
+      </w:pPr>
+      <w:r>
+        <w:rPr>
+          <w:rFonts w:ascii="Microsoft Tai Le" w:hAnsi="Microsoft Tai Le" w:cs="Microsoft Tai Le"/>
+        </w:rPr>
+        <w:t>Os filtros devem ajudar o usuário a encontrar animais de acordo com suas preferências. Caso não haja resultados, o sistema deve informar isso de forma clara.</w:t>
+      </w:r>
+    </w:p>
+    <w:p>
+      <w:pPr>
+        <w:pStyle w:val="PargrafodaLista"/>
+        <w:jc w:val="both"/>
+        <w:rPr>
+          <w:rFonts w:ascii="Microsoft Tai Le" w:hAnsi="Microsoft Tai Le" w:cs="Microsoft Tai Le"/>
+        </w:rPr>
+      </w:pPr>
+      <w:r>
+        <w:rPr>
+          <w:rFonts w:ascii="Microsoft Tai Le" w:hAnsi="Microsoft Tai Le" w:cs="Microsoft Tai Le"/>
+        </w:rPr>
+        <w:pict w14:anchorId="27DEEA57">
+          <v:rect id="_x0000_i1171" style="width:0;height:1.5pt" o:hralign="center" o:hrstd="t" o:hr="t" fillcolor="#a0a0a0" stroked="f"/>
+        </w:pict>
+      </w:r>
+    </w:p>
+    <w:p>
+      <w:pPr>
+        <w:pStyle w:val="PargrafodaLista"/>
+        <w:jc w:val="both"/>
+        <w:rPr>
+          <w:rFonts w:ascii="Microsoft Tai Le" w:hAnsi="Microsoft Tai Le" w:cs="Microsoft Tai Le"/>
+          <w:b/>
+          <w:bCs/>
+        </w:rPr>
+      </w:pPr>
+      <w:r>
+        <w:rPr>
+          <w:rFonts w:ascii="Microsoft Tai Le" w:hAnsi="Microsoft Tai Le" w:cs="Microsoft Tai Le"/>
+          <w:b/>
+          <w:bCs/>
+        </w:rPr>
+        <w:t>• RN08: Visualização de informações</w:t>
+      </w:r>
+    </w:p>
+    <w:p>
+      <w:pPr>
+        <w:pStyle w:val="PargrafodaLista"/>
+        <w:jc w:val="both"/>
+        <w:rPr>
+          <w:rFonts w:ascii="Microsoft Tai Le" w:hAnsi="Microsoft Tai Le" w:cs="Microsoft Tai Le"/>
+        </w:rPr>
+      </w:pPr>
+      <w:r>
+        <w:rPr>
+          <w:rFonts w:ascii="Microsoft Tai Le" w:hAnsi="Microsoft Tai Le" w:cs="Microsoft Tai Le"/>
+        </w:rPr>
+        <w:lastRenderedPageBreak/>
+        <w:t>Os detalhes do animal devem estar acessíveis a todos os usuários, apresentando informações completas e organizadas.</w:t>
+      </w:r>
+    </w:p>
+    <w:p>
+      <w:pPr>
+        <w:pStyle w:val="PargrafodaLista"/>
+        <w:jc w:val="both"/>
+        <w:rPr>
+          <w:rFonts w:ascii="Microsoft Tai Le" w:hAnsi="Microsoft Tai Le" w:cs="Microsoft Tai Le"/>
+        </w:rPr>
+      </w:pPr>
+      <w:r>
+        <w:rPr>
+          <w:rFonts w:ascii="Microsoft Tai Le" w:hAnsi="Microsoft Tai Le" w:cs="Microsoft Tai Le"/>
+        </w:rPr>
+        <w:pict w14:anchorId="2DD0DAC5">
+          <v:rect id="_x0000_i1172" style="width:0;height:1.5pt" o:hralign="center" o:hrstd="t" o:hr="t" fillcolor="#a0a0a0" stroked="f"/>
+        </w:pict>
+      </w:r>
+    </w:p>
+    <w:p>
+      <w:pPr>
+        <w:pStyle w:val="PargrafodaLista"/>
+        <w:jc w:val="both"/>
+        <w:rPr>
+          <w:rFonts w:ascii="Microsoft Tai Le" w:hAnsi="Microsoft Tai Le" w:cs="Microsoft Tai Le"/>
+          <w:b/>
+          <w:bCs/>
+        </w:rPr>
+      </w:pPr>
+      <w:r>
+        <w:rPr>
+          <w:rFonts w:ascii="Microsoft Tai Le" w:hAnsi="Microsoft Tai Le" w:cs="Microsoft Tai Le"/>
+          <w:b/>
+          <w:bCs/>
+        </w:rPr>
+        <w:t>• RN09: Solicitação de adoção</w:t>
+      </w:r>
+    </w:p>
+    <w:p>
+      <w:pPr>
+        <w:pStyle w:val="PargrafodaLista"/>
+        <w:jc w:val="both"/>
+        <w:rPr>
+          <w:rFonts w:ascii="Microsoft Tai Le" w:hAnsi="Microsoft Tai Le" w:cs="Microsoft Tai Le"/>
+        </w:rPr>
+      </w:pPr>
+      <w:r>
+        <w:rPr>
+          <w:rFonts w:ascii="Microsoft Tai Le" w:hAnsi="Microsoft Tai Le" w:cs="Microsoft Tai Le"/>
+        </w:rPr>
+        <w:t>Apenas usuários logados como adotantes podem solicitar a adoção de um animal.</w:t>
+      </w:r>
+    </w:p>
+    <w:p>
+      <w:pPr>
+        <w:pStyle w:val="PargrafodaLista"/>
+        <w:jc w:val="both"/>
+        <w:rPr>
+          <w:rFonts w:ascii="Microsoft Tai Le" w:hAnsi="Microsoft Tai Le" w:cs="Microsoft Tai Le"/>
+        </w:rPr>
+      </w:pPr>
+      <w:r>
+        <w:rPr>
+          <w:rFonts w:ascii="Microsoft Tai Le" w:hAnsi="Microsoft Tai Le" w:cs="Microsoft Tai Le"/>
+        </w:rPr>
+        <w:pict w14:anchorId="40657A84">
+          <v:rect id="_x0000_i1173" style="width:0;height:1.5pt" o:hralign="center" o:hrstd="t" o:hr="t" fillcolor="#a0a0a0" stroked="f"/>
+        </w:pict>
+      </w:r>
+    </w:p>
+    <w:p>
+      <w:pPr>
+        <w:pStyle w:val="PargrafodaLista"/>
+        <w:jc w:val="both"/>
+        <w:rPr>
+          <w:rFonts w:ascii="Microsoft Tai Le" w:hAnsi="Microsoft Tai Le" w:cs="Microsoft Tai Le"/>
+          <w:b/>
+          <w:bCs/>
+        </w:rPr>
+      </w:pPr>
+      <w:r>
+        <w:rPr>
+          <w:rFonts w:ascii="Microsoft Tai Le" w:hAnsi="Microsoft Tai Le" w:cs="Microsoft Tai Le"/>
+          <w:b/>
+          <w:bCs/>
+        </w:rPr>
+        <w:t>• RN10: Controle de solicitações</w:t>
+      </w:r>
+    </w:p>
+    <w:p>
+      <w:pPr>
+        <w:pStyle w:val="PargrafodaLista"/>
+        <w:jc w:val="both"/>
+        <w:rPr>
+          <w:rFonts w:ascii="Microsoft Tai Le" w:hAnsi="Microsoft Tai Le" w:cs="Microsoft Tai Le"/>
+        </w:rPr>
+      </w:pPr>
+      <w:r>
+        <w:rPr>
+          <w:rFonts w:ascii="Microsoft Tai Le" w:hAnsi="Microsoft Tai Le" w:cs="Microsoft Tai Le"/>
+        </w:rPr>
+        <w:t>O usuário não pode enviar várias solicitações para o mesmo animal ao mesmo tempo.</w:t>
+      </w:r>
+    </w:p>
+    <w:p>
+      <w:pPr>
+        <w:pStyle w:val="PargrafodaLista"/>
+        <w:jc w:val="both"/>
+        <w:rPr>
+          <w:rFonts w:ascii="Microsoft Tai Le" w:hAnsi="Microsoft Tai Le" w:cs="Microsoft Tai Le"/>
+        </w:rPr>
+      </w:pPr>
+      <w:r>
+        <w:rPr>
+          <w:rFonts w:ascii="Microsoft Tai Le" w:hAnsi="Microsoft Tai Le" w:cs="Microsoft Tai Le"/>
+        </w:rPr>
+        <w:pict w14:anchorId="1019EBF7">
+          <v:rect id="_x0000_i1174" style="width:0;height:1.5pt" o:hralign="center" o:hrstd="t" o:hr="t" fillcolor="#a0a0a0" stroked="f"/>
+        </w:pict>
+      </w:r>
+    </w:p>
+    <w:p>
+      <w:pPr>
+        <w:pStyle w:val="PargrafodaLista"/>
+        <w:jc w:val="both"/>
+        <w:rPr>
+          <w:rFonts w:ascii="Microsoft Tai Le" w:hAnsi="Microsoft Tai Le" w:cs="Microsoft Tai Le"/>
+          <w:b/>
+          <w:bCs/>
+        </w:rPr>
+      </w:pPr>
+      <w:r>
+        <w:rPr>
+          <w:rFonts w:ascii="Microsoft Tai Le" w:hAnsi="Microsoft Tai Le" w:cs="Microsoft Tai Le"/>
+          <w:b/>
+          <w:bCs/>
+        </w:rPr>
+        <w:t>• RN11: Envio do formulário</w:t>
+      </w:r>
+    </w:p>
+    <w:p>
+      <w:pPr>
+        <w:pStyle w:val="PargrafodaLista"/>
+        <w:jc w:val="both"/>
+        <w:rPr>
+          <w:rFonts w:ascii="Microsoft Tai Le" w:hAnsi="Microsoft Tai Le" w:cs="Microsoft Tai Le"/>
+        </w:rPr>
+      </w:pPr>
+      <w:r>
+        <w:rPr>
+          <w:rFonts w:ascii="Microsoft Tai Le" w:hAnsi="Microsoft Tai Le" w:cs="Microsoft Tai Le"/>
+        </w:rPr>
+        <w:t>A solicitação de adoção só será enviada se o formulário estiver completamente preenchido.</w:t>
+      </w:r>
+    </w:p>
+    <w:p>
+      <w:pPr>
+        <w:pStyle w:val="PargrafodaLista"/>
+        <w:jc w:val="both"/>
+        <w:rPr>
+          <w:rFonts w:ascii="Microsoft Tai Le" w:hAnsi="Microsoft Tai Le" w:cs="Microsoft Tai Le"/>
+        </w:rPr>
+      </w:pPr>
+      <w:r>
+        <w:rPr>
+          <w:rFonts w:ascii="Microsoft Tai Le" w:hAnsi="Microsoft Tai Le" w:cs="Microsoft Tai Le"/>
+        </w:rPr>
+        <w:pict w14:anchorId="4D7E21F8">
+          <v:rect id="_x0000_i1175" style="width:0;height:1.5pt" o:hralign="center" o:hrstd="t" o:hr="t" fillcolor="#a0a0a0" stroked="f"/>
+        </w:pict>
+      </w:r>
+    </w:p>
+    <w:p>
+      <w:pPr>
+        <w:pStyle w:val="PargrafodaLista"/>
+        <w:jc w:val="both"/>
+        <w:rPr>
+          <w:rFonts w:ascii="Microsoft Tai Le" w:hAnsi="Microsoft Tai Le" w:cs="Microsoft Tai Le"/>
+          <w:b/>
+          <w:bCs/>
+        </w:rPr>
+      </w:pPr>
+      <w:r>
+        <w:rPr>
+          <w:rFonts w:ascii="Microsoft Tai Le" w:hAnsi="Microsoft Tai Le" w:cs="Microsoft Tai Le"/>
+          <w:b/>
+          <w:bCs/>
+        </w:rPr>
+        <w:t>• RN12: Análise pela clínica</w:t>
+      </w:r>
+    </w:p>
+    <w:p>
+      <w:pPr>
+        <w:pStyle w:val="PargrafodaLista"/>
+        <w:jc w:val="both"/>
+        <w:rPr>
+          <w:rFonts w:ascii="Microsoft Tai Le" w:hAnsi="Microsoft Tai Le" w:cs="Microsoft Tai Le"/>
+        </w:rPr>
+      </w:pPr>
+      <w:r>
+        <w:rPr>
+          <w:rFonts w:ascii="Microsoft Tai Le" w:hAnsi="Microsoft Tai Le" w:cs="Microsoft Tai Le"/>
+        </w:rPr>
+        <w:t>As solicitações de adoção devem ser avaliadas pela clínica, que poderá aprovar ou recusar cada pedido.</w:t>
+      </w:r>
+    </w:p>
+    <w:p>
+      <w:pPr>
+        <w:pStyle w:val="PargrafodaLista"/>
+        <w:jc w:val="both"/>
+        <w:rPr>
+          <w:rFonts w:ascii="Microsoft Tai Le" w:hAnsi="Microsoft Tai Le" w:cs="Microsoft Tai Le"/>
+        </w:rPr>
+      </w:pPr>
+      <w:r>
+        <w:rPr>
+          <w:rFonts w:ascii="Microsoft Tai Le" w:hAnsi="Microsoft Tai Le" w:cs="Microsoft Tai Le"/>
+        </w:rPr>
+        <w:pict w14:anchorId="7AEA0C9E">
+          <v:rect id="_x0000_i1176" style="width:0;height:1.5pt" o:hralign="center" o:hrstd="t" o:hr="t" fillcolor="#a0a0a0" stroked="f"/>
+        </w:pict>
+      </w:r>
+    </w:p>
+    <w:p>
+      <w:pPr>
+        <w:pStyle w:val="PargrafodaLista"/>
+        <w:jc w:val="both"/>
+        <w:rPr>
+          <w:rFonts w:ascii="Microsoft Tai Le" w:hAnsi="Microsoft Tai Le" w:cs="Microsoft Tai Le"/>
+          <w:b/>
+          <w:bCs/>
+        </w:rPr>
+      </w:pPr>
+      <w:r>
+        <w:rPr>
+          <w:rFonts w:ascii="Microsoft Tai Le" w:hAnsi="Microsoft Tai Le" w:cs="Microsoft Tai Le"/>
+          <w:b/>
+          <w:bCs/>
+        </w:rPr>
+        <w:t>• RN13: Cadastro de animais</w:t>
+      </w:r>
+    </w:p>
+    <w:p>
+      <w:pPr>
+        <w:pStyle w:val="PargrafodaLista"/>
+        <w:jc w:val="both"/>
+        <w:rPr>
+          <w:rFonts w:ascii="Microsoft Tai Le" w:hAnsi="Microsoft Tai Le" w:cs="Microsoft Tai Le"/>
+        </w:rPr>
+      </w:pPr>
+      <w:r>
+        <w:rPr>
+          <w:rFonts w:ascii="Microsoft Tai Le" w:hAnsi="Microsoft Tai Le" w:cs="Microsoft Tai Le"/>
+        </w:rPr>
+        <w:t>Somente clínicas veterinárias podem cadastrar animais disponíveis para adoção.</w:t>
+      </w:r>
+    </w:p>
+    <w:p>
+      <w:pPr>
+        <w:pStyle w:val="PargrafodaLista"/>
+        <w:jc w:val="both"/>
+        <w:rPr>
+          <w:rFonts w:ascii="Microsoft Tai Le" w:hAnsi="Microsoft Tai Le" w:cs="Microsoft Tai Le"/>
+        </w:rPr>
+      </w:pPr>
+      <w:r>
+        <w:rPr>
+          <w:rFonts w:ascii="Microsoft Tai Le" w:hAnsi="Microsoft Tai Le" w:cs="Microsoft Tai Le"/>
+        </w:rPr>
+        <w:pict w14:anchorId="7FF30E51">
+          <v:rect id="_x0000_i1177" style="width:0;height:1.5pt" o:hralign="center" o:hrstd="t" o:hr="t" fillcolor="#a0a0a0" stroked="f"/>
+        </w:pict>
+      </w:r>
+    </w:p>
+    <w:p>
+      <w:pPr>
+        <w:pStyle w:val="PargrafodaLista"/>
+        <w:jc w:val="both"/>
+        <w:rPr>
+          <w:rFonts w:ascii="Microsoft Tai Le" w:hAnsi="Microsoft Tai Le" w:cs="Microsoft Tai Le"/>
+          <w:b/>
+          <w:bCs/>
+        </w:rPr>
+      </w:pPr>
+      <w:r>
+        <w:rPr>
+          <w:rFonts w:ascii="Microsoft Tai Le" w:hAnsi="Microsoft Tai Le" w:cs="Microsoft Tai Le"/>
+          <w:b/>
+          <w:bCs/>
+        </w:rPr>
+        <w:t>• RN14: Situação do animal</w:t>
+      </w:r>
+    </w:p>
+    <w:p>
+      <w:pPr>
+        <w:pStyle w:val="PargrafodaLista"/>
+        <w:jc w:val="both"/>
+        <w:rPr>
+          <w:rFonts w:ascii="Microsoft Tai Le" w:hAnsi="Microsoft Tai Le" w:cs="Microsoft Tai Le"/>
+        </w:rPr>
+      </w:pPr>
+      <w:r>
+        <w:rPr>
+          <w:rFonts w:ascii="Microsoft Tai Le" w:hAnsi="Microsoft Tai Le" w:cs="Microsoft Tai Le"/>
+        </w:rPr>
+        <w:t>Cada animal deve ter sua situação atual definida (disponível, em processo ou adotado), garantindo que as informações estejam sempre atualizadas.</w:t>
+      </w:r>
+    </w:p>
+    <w:p>
+      <w:pPr>
+        <w:pStyle w:val="PargrafodaLista"/>
+        <w:jc w:val="both"/>
+        <w:rPr>
+          <w:rFonts w:ascii="Microsoft Tai Le" w:hAnsi="Microsoft Tai Le" w:cs="Microsoft Tai Le"/>
+        </w:rPr>
+      </w:pPr>
+      <w:r>
+        <w:rPr>
+          <w:rFonts w:ascii="Microsoft Tai Le" w:hAnsi="Microsoft Tai Le" w:cs="Microsoft Tai Le"/>
+        </w:rPr>
+        <w:pict w14:anchorId="2A79429F">
+          <v:rect id="_x0000_i1178" style="width:0;height:1.5pt" o:hralign="center" o:hrstd="t" o:hr="t" fillcolor="#a0a0a0" stroked="f"/>
+        </w:pict>
+      </w:r>
+    </w:p>
+    <w:p>
+      <w:pPr>
+        <w:pStyle w:val="PargrafodaLista"/>
+        <w:jc w:val="both"/>
+        <w:rPr>
+          <w:rFonts w:ascii="Microsoft Tai Le" w:hAnsi="Microsoft Tai Le" w:cs="Microsoft Tai Le"/>
+          <w:b/>
+          <w:bCs/>
+        </w:rPr>
+      </w:pPr>
+      <w:r>
+        <w:rPr>
+          <w:rFonts w:ascii="Microsoft Tai Le" w:hAnsi="Microsoft Tai Le" w:cs="Microsoft Tai Le"/>
+          <w:b/>
+          <w:bCs/>
+        </w:rPr>
+        <w:t>• RN15: Atualização de dados</w:t>
+      </w:r>
+    </w:p>
+    <w:p>
+      <w:pPr>
+        <w:pStyle w:val="PargrafodaLista"/>
+        <w:jc w:val="both"/>
+        <w:rPr>
+          <w:rFonts w:ascii="Microsoft Tai Le" w:hAnsi="Microsoft Tai Le" w:cs="Microsoft Tai Le"/>
+        </w:rPr>
+      </w:pPr>
+      <w:r>
+        <w:rPr>
+          <w:rFonts w:ascii="Microsoft Tai Le" w:hAnsi="Microsoft Tai Le" w:cs="Microsoft Tai Le"/>
+        </w:rPr>
+        <w:t>As clínicas podem editar as informações dos animais sempre que necessário, mantendo os dados corretos.</w:t>
+      </w:r>
+    </w:p>
+    <w:p>
+      <w:pPr>
+        <w:pStyle w:val="PargrafodaLista"/>
+        <w:jc w:val="both"/>
+        <w:rPr>
+          <w:rFonts w:ascii="Microsoft Tai Le" w:hAnsi="Microsoft Tai Le" w:cs="Microsoft Tai Le"/>
+        </w:rPr>
+      </w:pPr>
+      <w:r>
+        <w:rPr>
+          <w:rFonts w:ascii="Microsoft Tai Le" w:hAnsi="Microsoft Tai Le" w:cs="Microsoft Tai Le"/>
+        </w:rPr>
+        <w:pict w14:anchorId="08FD97B8">
+          <v:rect id="_x0000_i1179" style="width:0;height:1.5pt" o:hralign="center" o:hrstd="t" o:hr="t" fillcolor="#a0a0a0" stroked="f"/>
+        </w:pict>
+      </w:r>
+    </w:p>
+    <w:p>
+      <w:pPr>
+        <w:pStyle w:val="PargrafodaLista"/>
+        <w:jc w:val="both"/>
+        <w:rPr>
+          <w:rFonts w:ascii="Microsoft Tai Le" w:hAnsi="Microsoft Tai Le" w:cs="Microsoft Tai Le"/>
+          <w:b/>
+          <w:bCs/>
+        </w:rPr>
+      </w:pPr>
+      <w:r>
+        <w:rPr>
+          <w:rFonts w:ascii="Microsoft Tai Le" w:hAnsi="Microsoft Tai Le" w:cs="Microsoft Tai Le"/>
+          <w:b/>
+          <w:bCs/>
+        </w:rPr>
+        <w:t>• RN16: Remoção de animais</w:t>
+      </w:r>
+    </w:p>
+    <w:p>
+      <w:pPr>
+        <w:pStyle w:val="PargrafodaLista"/>
+        <w:jc w:val="both"/>
+        <w:rPr>
+          <w:rFonts w:ascii="Microsoft Tai Le" w:hAnsi="Microsoft Tai Le" w:cs="Microsoft Tai Le"/>
+        </w:rPr>
+      </w:pPr>
+      <w:r>
+        <w:rPr>
+          <w:rFonts w:ascii="Microsoft Tai Le" w:hAnsi="Microsoft Tai Le" w:cs="Microsoft Tai Le"/>
+        </w:rPr>
+        <w:t>Um animal não pode ser removido do sistema caso exista alguma solicitação de adoção em andamento.</w:t>
+      </w:r>
+    </w:p>
+    <w:p>
+      <w:pPr>
+        <w:pStyle w:val="PargrafodaLista"/>
+        <w:jc w:val="both"/>
+        <w:rPr>
+          <w:rFonts w:ascii="Microsoft Tai Le" w:hAnsi="Microsoft Tai Le" w:cs="Microsoft Tai Le"/>
+        </w:rPr>
+      </w:pPr>
+      <w:r>
+        <w:rPr>
+          <w:rFonts w:ascii="Microsoft Tai Le" w:hAnsi="Microsoft Tai Le" w:cs="Microsoft Tai Le"/>
+        </w:rPr>
+        <w:pict w14:anchorId="03B22C0A">
+          <v:rect id="_x0000_i1180" style="width:0;height:1.5pt" o:hralign="center" o:hrstd="t" o:hr="t" fillcolor="#a0a0a0" stroked="f"/>
+        </w:pict>
+      </w:r>
+    </w:p>
+    <w:p>
+      <w:pPr>
+        <w:pStyle w:val="PargrafodaLista"/>
+        <w:jc w:val="both"/>
+        <w:rPr>
+          <w:rFonts w:ascii="Microsoft Tai Le" w:hAnsi="Microsoft Tai Le" w:cs="Microsoft Tai Le"/>
+          <w:b/>
+          <w:bCs/>
+        </w:rPr>
+      </w:pPr>
+      <w:r>
+        <w:rPr>
+          <w:rFonts w:ascii="Microsoft Tai Le" w:hAnsi="Microsoft Tai Le" w:cs="Microsoft Tai Le"/>
+          <w:b/>
+          <w:bCs/>
+        </w:rPr>
+        <w:t>• RN17: Registro de vacinas</w:t>
+      </w:r>
+    </w:p>
+    <w:p>
+      <w:pPr>
+        <w:pStyle w:val="PargrafodaLista"/>
+        <w:jc w:val="both"/>
+        <w:rPr>
+          <w:rFonts w:ascii="Microsoft Tai Le" w:hAnsi="Microsoft Tai Le" w:cs="Microsoft Tai Le"/>
+        </w:rPr>
+      </w:pPr>
+      <w:r>
+        <w:rPr>
+          <w:rFonts w:ascii="Microsoft Tai Le" w:hAnsi="Microsoft Tai Le" w:cs="Microsoft Tai Le"/>
+        </w:rPr>
+        <w:t>As clínicas são responsáveis por registrar as vacinas dos animais, garantindo que as informações sejam completas e confiáveis.</w:t>
+      </w:r>
+    </w:p>
+    <w:p>
+      <w:pPr>
+        <w:pStyle w:val="PargrafodaLista"/>
+        <w:jc w:val="both"/>
+        <w:rPr>
+          <w:rFonts w:ascii="Microsoft Tai Le" w:hAnsi="Microsoft Tai Le" w:cs="Microsoft Tai Le"/>
+        </w:rPr>
+      </w:pPr>
+      <w:r>
+        <w:rPr>
+          <w:rFonts w:ascii="Microsoft Tai Le" w:hAnsi="Microsoft Tai Le" w:cs="Microsoft Tai Le"/>
+        </w:rPr>
+        <w:pict w14:anchorId="655025F7">
+          <v:rect id="_x0000_i1181" style="width:0;height:1.5pt" o:hralign="center" o:hrstd="t" o:hr="t" fillcolor="#a0a0a0" stroked="f"/>
+        </w:pict>
+      </w:r>
+    </w:p>
+    <w:p>
+      <w:pPr>
+        <w:pStyle w:val="PargrafodaLista"/>
+        <w:jc w:val="both"/>
+        <w:rPr>
+          <w:rFonts w:ascii="Microsoft Tai Le" w:hAnsi="Microsoft Tai Le" w:cs="Microsoft Tai Le"/>
+          <w:b/>
+          <w:bCs/>
+        </w:rPr>
+      </w:pPr>
+      <w:r>
+        <w:rPr>
+          <w:rFonts w:ascii="Microsoft Tai Le" w:hAnsi="Microsoft Tai Le" w:cs="Microsoft Tai Le"/>
+          <w:b/>
+          <w:bCs/>
+        </w:rPr>
+        <w:lastRenderedPageBreak/>
+        <w:t>• RN18: Histórico de vacinação</w:t>
+      </w:r>
+    </w:p>
+    <w:p>
+      <w:pPr>
+        <w:pStyle w:val="PargrafodaLista"/>
+        <w:jc w:val="both"/>
+        <w:rPr>
+          <w:rFonts w:ascii="Microsoft Tai Le" w:hAnsi="Microsoft Tai Le" w:cs="Microsoft Tai Le"/>
+        </w:rPr>
+      </w:pPr>
+      <w:r>
+        <w:rPr>
+          <w:rFonts w:ascii="Microsoft Tai Le" w:hAnsi="Microsoft Tai Le" w:cs="Microsoft Tai Le"/>
+        </w:rPr>
+        <w:t>O histórico de vacinas deve ser mantido e exibido de forma organizada, sem perda de informações anteriores.</w:t>
+      </w:r>
+    </w:p>
+    <w:p>
+      <w:pPr>
+        <w:pStyle w:val="PargrafodaLista"/>
+        <w:jc w:val="both"/>
+        <w:rPr>
+          <w:rFonts w:ascii="Microsoft Tai Le" w:hAnsi="Microsoft Tai Le" w:cs="Microsoft Tai Le"/>
+        </w:rPr>
+      </w:pPr>
+      <w:r>
+        <w:rPr>
+          <w:rFonts w:ascii="Microsoft Tai Le" w:hAnsi="Microsoft Tai Le" w:cs="Microsoft Tai Le"/>
+        </w:rPr>
+        <w:pict w14:anchorId="4ECD669F">
+          <v:rect id="_x0000_i1182" style="width:0;height:1.5pt" o:hralign="center" o:hrstd="t" o:hr="t" fillcolor="#a0a0a0" stroked="f"/>
+        </w:pict>
+      </w:r>
+    </w:p>
+    <w:p>
+      <w:pPr>
+        <w:pStyle w:val="PargrafodaLista"/>
+        <w:jc w:val="both"/>
+        <w:rPr>
+          <w:rFonts w:ascii="Microsoft Tai Le" w:hAnsi="Microsoft Tai Le" w:cs="Microsoft Tai Le"/>
+          <w:b/>
+          <w:bCs/>
+        </w:rPr>
+      </w:pPr>
+      <w:r>
+        <w:rPr>
+          <w:rFonts w:ascii="Microsoft Tai Le" w:hAnsi="Microsoft Tai Le" w:cs="Microsoft Tai Le"/>
+          <w:b/>
+          <w:bCs/>
+        </w:rPr>
+        <w:t>• RN19: Proteção de dados</w:t>
+      </w:r>
+    </w:p>
+    <w:p>
+      <w:pPr>
+        <w:pStyle w:val="PargrafodaLista"/>
+        <w:jc w:val="both"/>
+        <w:rPr>
+          <w:rFonts w:ascii="Microsoft Tai Le" w:hAnsi="Microsoft Tai Le" w:cs="Microsoft Tai Le"/>
+        </w:rPr>
+      </w:pPr>
+      <w:r>
+        <w:rPr>
+          <w:rFonts w:ascii="Microsoft Tai Le" w:hAnsi="Microsoft Tai Le" w:cs="Microsoft Tai Le"/>
+        </w:rPr>
+        <w:t>As informações dos usuários devem ser protegidas, garantindo privacidade e segurança no sistema.</w:t>
+      </w:r>
+    </w:p>
+    <w:p>
+      <w:pPr>
+        <w:pStyle w:val="PargrafodaLista"/>
+        <w:jc w:val="both"/>
+        <w:rPr>
+          <w:rFonts w:ascii="Microsoft Tai Le" w:hAnsi="Microsoft Tai Le" w:cs="Microsoft Tai Le"/>
+        </w:rPr>
+      </w:pPr>
+      <w:r>
+        <w:rPr>
+          <w:rFonts w:ascii="Microsoft Tai Le" w:hAnsi="Microsoft Tai Le" w:cs="Microsoft Tai Le"/>
+        </w:rPr>
+        <w:pict w14:anchorId="38E6BF33">
+          <v:rect id="_x0000_i1183" style="width:0;height:1.5pt" o:hralign="center" o:hrstd="t" o:hr="t" fillcolor="#a0a0a0" stroked="f"/>
+        </w:pict>
+      </w:r>
+    </w:p>
+    <w:p>
+      <w:pPr>
+        <w:pStyle w:val="PargrafodaLista"/>
+        <w:jc w:val="both"/>
+        <w:rPr>
+          <w:rFonts w:ascii="Microsoft Tai Le" w:hAnsi="Microsoft Tai Le" w:cs="Microsoft Tai Le"/>
+          <w:b/>
+          <w:bCs/>
+        </w:rPr>
+      </w:pPr>
+      <w:r>
+        <w:rPr>
+          <w:rFonts w:ascii="Microsoft Tai Le" w:hAnsi="Microsoft Tai Le" w:cs="Microsoft Tai Le"/>
+          <w:b/>
+          <w:bCs/>
+        </w:rPr>
+        <w:t>• RN20: Tempo de resposta</w:t>
+      </w:r>
+    </w:p>
+    <w:p>
+      <w:pPr>
+        <w:pStyle w:val="PargrafodaLista"/>
+        <w:jc w:val="both"/>
+        <w:rPr>
+          <w:rFonts w:ascii="Microsoft Tai Le" w:hAnsi="Microsoft Tai Le" w:cs="Microsoft Tai Le"/>
+        </w:rPr>
+      </w:pPr>
+      <w:r>
+        <w:rPr>
+          <w:rFonts w:ascii="Microsoft Tai Le" w:hAnsi="Microsoft Tai Le" w:cs="Microsoft Tai Le"/>
+        </w:rPr>
+        <w:t>O sistema deve responder rapidamente às ações do usuário, evitando lentidão durante o uso.</w:t>
+      </w:r>
+    </w:p>
+    <w:p>
+      <w:pPr>
+        <w:pStyle w:val="PargrafodaLista"/>
+        <w:jc w:val="both"/>
+        <w:rPr>
+          <w:rFonts w:ascii="Microsoft Tai Le" w:hAnsi="Microsoft Tai Le" w:cs="Microsoft Tai Le"/>
+        </w:rPr>
+      </w:pPr>
+      <w:r>
+        <w:rPr>
+          <w:rFonts w:ascii="Microsoft Tai Le" w:hAnsi="Microsoft Tai Le" w:cs="Microsoft Tai Le"/>
+        </w:rPr>
+        <w:pict w14:anchorId="0741CE6A">
+          <v:rect id="_x0000_i1184" style="width:0;height:1.5pt" o:hralign="center" o:hrstd="t" o:hr="t" fillcolor="#a0a0a0" stroked="f"/>
+        </w:pict>
+      </w:r>
+    </w:p>
+    <w:p>
+      <w:pPr>
+        <w:pStyle w:val="PargrafodaLista"/>
+        <w:jc w:val="both"/>
+        <w:rPr>
+          <w:rFonts w:ascii="Microsoft Tai Le" w:hAnsi="Microsoft Tai Le" w:cs="Microsoft Tai Le"/>
+          <w:b/>
+          <w:bCs/>
+        </w:rPr>
+      </w:pPr>
+      <w:r>
+        <w:rPr>
+          <w:rFonts w:ascii="Microsoft Tai Le" w:hAnsi="Microsoft Tai Le" w:cs="Microsoft Tai Le"/>
+          <w:b/>
+          <w:bCs/>
+        </w:rPr>
+        <w:t>• RN21: Sessão do usuário</w:t>
+      </w:r>
+    </w:p>
+    <w:p>
+      <w:pPr>
+        <w:pStyle w:val="PargrafodaLista"/>
+        <w:jc w:val="both"/>
+        <w:rPr>
+          <w:rFonts w:ascii="Microsoft Tai Le" w:hAnsi="Microsoft Tai Le" w:cs="Microsoft Tai Le"/>
+        </w:rPr>
+      </w:pPr>
+      <w:r>
+        <w:rPr>
+          <w:rFonts w:ascii="Microsoft Tai Le" w:hAnsi="Microsoft Tai Le" w:cs="Microsoft Tai Le"/>
+        </w:rPr>
+        <w:t>O usuário permanecerá logado enquanto estiver ativo, podendo sair do sistema quando desejar.</w:t>
+      </w:r>
+    </w:p>
+    <w:p>
+      <w:pPr>
+        <w:pStyle w:val="PargrafodaLista"/>
+        <w:jc w:val="both"/>
+        <w:rPr>
+          <w:rFonts w:ascii="Microsoft Tai Le" w:hAnsi="Microsoft Tai Le" w:cs="Microsoft Tai Le"/>
+        </w:rPr>
+      </w:pPr>
+    </w:p>
+    <w:p>
+      <w:pPr>
+        <w:pStyle w:val="PargrafodaLista"/>
+        <w:jc w:val="both"/>
+        <w:rPr>
+          <w:rFonts w:ascii="Microsoft Tai Le" w:hAnsi="Microsoft Tai Le" w:cs="Microsoft Tai Le"/>
+        </w:rPr>
+      </w:pPr>
     </w:p>
     <w:p>
       <w:pPr>
